--- a/plantillas_maestras/02_seguro_vida/negativa_cobertura/2_o_mas_ddos_varios/mujer/TPL_2672_2025_SEGURO_VIDA_NEGATIVA_COBERTURA_ASEGURADORA_MUJER_R3.docx
+++ b/plantillas_maestras/02_seguro_vida/negativa_cobertura/2_o_mas_ddos_varios/mujer/TPL_2672_2025_SEGURO_VIDA_NEGATIVA_COBERTURA_ASEGURADORA_MUJER_R3.docx
@@ -30,7 +30,7 @@
           <w:b/>
           <w:bCs/>
         </w:rPr>
-        <w:t>N°</w:t>
+        <w:t/>
       </w:r>
       <w:r>
         <w:rPr>
@@ -189,7 +189,7 @@
           <w:b/>
           <w:bCs/>
         </w:rPr>
-        <w:t>N°</w:t>
+        <w:t/>
       </w:r>
       <w:r>
         <w:rPr>
@@ -470,14 +470,14 @@
           <w:rFonts w:ascii="Arial Narrow" w:hAnsi="Arial Narrow" w:cs="Arial"/>
           <w:lang w:eastAsia="es-PE"/>
         </w:rPr>
-        <w:t xml:space="preserve"> inciso d) del Artículo 24º de la Ley de Facultades, Normas y Organización del Indecopi, aprobada por Decreto Legislativo N</w:t>
+        <w:t xml:space="preserve"> inciso d) del Artículo 24 de la Ley de Facultades, Normas y Organización del Indecopi, aprobada por Decreto Legislativo N</w:t>
       </w:r>
       <w:r>
         <w:rPr>
           <w:rFonts w:ascii="Arial Narrow" w:hAnsi="Arial Narrow" w:cs="Arial"/>
           <w:lang w:eastAsia="es-PE"/>
         </w:rPr>
-        <w:t>°</w:t>
+        <w:t/>
       </w:r>
       <w:r>
         <w:rPr>
@@ -574,7 +574,7 @@
         <w:rPr>
           <w:rFonts w:ascii="Arial Narrow" w:hAnsi="Arial Narrow" w:cs="Arial"/>
         </w:rPr>
-        <w:t>°</w:t>
+        <w:t/>
       </w:r>
       <w:r>
         <w:rPr>
@@ -881,7 +881,7 @@
           <w:rFonts w:ascii="Arial Narrow" w:hAnsi="Arial Narrow" w:cs="Arial"/>
           <w:b/>
         </w:rPr>
-        <w:t xml:space="preserve">SE HA RESUELTO:  </w:t>
+        <w:t xml:space="preserve">SE HA RESUELTO: </w:t>
       </w:r>
     </w:p>
     <w:p>
@@ -1130,7 +1130,7 @@
           <w:rFonts w:ascii="Arial Narrow" w:hAnsi="Arial Narrow" w:cs="Arial"/>
           <w:bCs/>
         </w:rPr>
-        <w:t>°</w:t>
+        <w:t/>
       </w:r>
       <w:proofErr w:type="spellEnd"/>
       <w:r>
@@ -1201,7 +1201,7 @@
           <w:rFonts w:ascii="Arial Narrow" w:hAnsi="Arial Narrow" w:cs="Arial"/>
           <w:spacing w:val="-3"/>
         </w:rPr>
-        <w:t xml:space="preserve">  </w:t>
+        <w:t xml:space="preserve"> </w:t>
       </w:r>
       <w:r>
         <w:rPr>
@@ -1345,7 +1345,7 @@
           <w:rFonts w:ascii="Arial Narrow" w:hAnsi="Arial Narrow" w:cs="Arial"/>
           <w:b/>
         </w:rPr>
-        <w:t>°</w:t>
+        <w:t/>
       </w:r>
       <w:r>
         <w:rPr>
@@ -1473,7 +1473,7 @@
           <w:sz w:val="16"/>
           <w:szCs w:val="16"/>
         </w:rPr>
-        <w:t xml:space="preserve">DECRETO LEGISLATIVO N° 807, LEY SOBRE FACULTADES, NORMAS Y ORGANIZACIÓN DEL INDECOPI, </w:t>
+        <w:t xml:space="preserve">DECRETO LEGISLATIVO 807, LEY SOBRE FACULTADES, NORMAS Y ORGANIZACIÓN DEL INDECOPI, </w:t>
       </w:r>
       <w:r>
         <w:rPr>
@@ -1513,7 +1513,7 @@
           <w:sz w:val="16"/>
           <w:szCs w:val="16"/>
         </w:rPr>
-        <w:t>Artículo 24º</w:t>
+        <w:t>Artículo 24</w:t>
       </w:r>
       <w:r>
         <w:rPr>
@@ -1685,7 +1685,7 @@
           <w:sz w:val="16"/>
           <w:szCs w:val="16"/>
         </w:rPr>
-        <w:t xml:space="preserve">Resolución N° </w:t>
+        <w:t xml:space="preserve">Resolución </w:t>
       </w:r>
       <w:r>
         <w:rPr>
@@ -1841,7 +1841,7 @@
           <w:sz w:val="16"/>
           <w:szCs w:val="16"/>
         </w:rPr>
-        <w:t>TEXTO ÚNICO ORDENADO DE LA LEY DEL PROCEDIMIENTO ADMINISTRATIVO GENERAL, aprobado mediante DECRETO SUPREMO N° 004</w:t>
+        <w:t>TEXTO ÚNICO ORDENADO DE LA LEY DEL PROCEDIMIENTO ADMINISTRATIVO GENERAL, aprobado mediante DECRETO SUPREMO 004</w:t>
       </w:r>
       <w:r>
         <w:rPr>
@@ -2181,7 +2181,7 @@
               <w:sz w:val="16"/>
               <w:szCs w:val="16"/>
             </w:rPr>
-            <w:t>DE PROTECCIÓN AL CONSUMIDOR N° 1</w:t>
+            <w:t>DE PROTECCIÓN AL CONSUMIDOR 1</w:t>
           </w:r>
           <w:r>
             <w:rPr>

--- a/plantillas_maestras/02_seguro_vida/negativa_cobertura/2_o_mas_ddos_varios/mujer/TPL_2672_2025_SEGURO_VIDA_NEGATIVA_COBERTURA_ASEGURADORA_MUJER_R3.docx
+++ b/plantillas_maestras/02_seguro_vida/negativa_cobertura/2_o_mas_ddos_varios/mujer/TPL_2672_2025_SEGURO_VIDA_NEGATIVA_COBERTURA_ASEGURADORA_MUJER_R3.docx
@@ -79,7 +79,7 @@
           <w:bCs/>
           <w:lang w:val="es-PE"/>
         </w:rPr>
-        <w:t>DENUNCIANTE</w:t>
+        <w:t xml:space="preserve">DENUNCIANTE:[DENUNCIANTE]</w:t>
       </w:r>
       <w:r>
         <w:rPr>
@@ -89,7 +89,7 @@
           <w:lang w:val="es-PE"/>
         </w:rPr>
         <w:tab/>
-        <w:t>:</w:t>
+        <w:t/>
       </w:r>
       <w:r>
         <w:rPr>
@@ -106,7 +106,7 @@
           <w:b/>
           <w:bCs/>
         </w:rPr>
-        <w:t>ANA LUISA CÓRDOVA PANTOJA</w:t>
+        <w:t/>
       </w:r>
     </w:p>
     <w:p>
@@ -1007,61 +1007,61 @@
           <w:rFonts w:ascii="Arial Narrow" w:hAnsi="Arial Narrow" w:cs="Arial"/>
         </w:rPr>
         <w:lastRenderedPageBreak/>
-        <w:t xml:space="preserve">requerir </w:t>
-      </w:r>
-      <w:r>
-        <w:rPr>
-          <w:rFonts w:ascii="Arial Narrow" w:hAnsi="Arial Narrow" w:cs="Arial"/>
-        </w:rPr>
-        <w:t>a</w:t>
-      </w:r>
-      <w:r>
-        <w:rPr>
-          <w:rFonts w:ascii="Arial Narrow" w:hAnsi="Arial Narrow" w:cs="Arial"/>
-        </w:rPr>
-        <w:t xml:space="preserve"> </w:t>
-      </w:r>
-      <w:r>
-        <w:rPr>
-          <w:rFonts w:ascii="Arial Narrow" w:hAnsi="Arial Narrow" w:cs="Arial"/>
-        </w:rPr>
-        <w:t>la</w:t>
-      </w:r>
-      <w:r>
-        <w:rPr>
-          <w:rFonts w:ascii="Arial Narrow" w:hAnsi="Arial Narrow" w:cs="Arial"/>
-        </w:rPr>
-        <w:t xml:space="preserve"> </w:t>
-      </w:r>
-      <w:r>
-        <w:rPr>
-          <w:rFonts w:ascii="Arial Narrow" w:hAnsi="Arial Narrow" w:cs="Arial"/>
-        </w:rPr>
-        <w:t>señor</w:t>
-      </w:r>
-      <w:r>
-        <w:rPr>
-          <w:rFonts w:ascii="Arial Narrow" w:hAnsi="Arial Narrow" w:cs="Arial"/>
-        </w:rPr>
-        <w:t>a</w:t>
-      </w:r>
-      <w:r>
-        <w:rPr>
-          <w:rFonts w:ascii="Arial Narrow" w:hAnsi="Arial Narrow" w:cs="Arial"/>
-        </w:rPr>
-        <w:t xml:space="preserve"> </w:t>
-      </w:r>
-      <w:r>
-        <w:rPr>
-          <w:rFonts w:ascii="Arial Narrow" w:hAnsi="Arial Narrow" w:cs="Arial"/>
-        </w:rPr>
-        <w:t xml:space="preserve">Ana Luisa Córdova Pantoja </w:t>
-      </w:r>
-      <w:r>
-        <w:rPr>
-          <w:rFonts w:ascii="Arial Narrow" w:hAnsi="Arial Narrow" w:cs="Arial"/>
-        </w:rPr>
-        <w:t xml:space="preserve">para que, dentro del plazo de </w:t>
+        <w:t xml:space="preserve">requerir a la señora [DENUNCIANTE] para que, dentro del plazo de dos (2) días hábiles siguientes a la fecha en que reciba la notificación en su bandeja de correo electrónico, efectúe la confirmación de recepción de la notificación remitida por este despacho a su correo electrónico, de conformidad con el segundo párrafo del numeral 4 del artículo 20 del Texto Único Ordenado de la Ley del Procedimiento Administrativo General, aprobado mediante Decreto Supremo N. 006-2026-JUS, bajo apercibimiento de rehacer el acto de notificación y notificarle conforme al numeral 1 del artículo 20 del citado cuerpo normativo; e,</w:t>
+      </w:r>
+      <w:r>
+        <w:rPr>
+          <w:rFonts w:ascii="Arial Narrow" w:hAnsi="Arial Narrow" w:cs="Arial"/>
+        </w:rPr>
+        <w:t/>
+      </w:r>
+      <w:r>
+        <w:rPr>
+          <w:rFonts w:ascii="Arial Narrow" w:hAnsi="Arial Narrow" w:cs="Arial"/>
+        </w:rPr>
+        <w:t xml:space="preserve"/>
+      </w:r>
+      <w:r>
+        <w:rPr>
+          <w:rFonts w:ascii="Arial Narrow" w:hAnsi="Arial Narrow" w:cs="Arial"/>
+        </w:rPr>
+        <w:t/>
+      </w:r>
+      <w:r>
+        <w:rPr>
+          <w:rFonts w:ascii="Arial Narrow" w:hAnsi="Arial Narrow" w:cs="Arial"/>
+        </w:rPr>
+        <w:t xml:space="preserve"/>
+      </w:r>
+      <w:r>
+        <w:rPr>
+          <w:rFonts w:ascii="Arial Narrow" w:hAnsi="Arial Narrow" w:cs="Arial"/>
+        </w:rPr>
+        <w:t/>
+      </w:r>
+      <w:r>
+        <w:rPr>
+          <w:rFonts w:ascii="Arial Narrow" w:hAnsi="Arial Narrow" w:cs="Arial"/>
+        </w:rPr>
+        <w:t/>
+      </w:r>
+      <w:r>
+        <w:rPr>
+          <w:rFonts w:ascii="Arial Narrow" w:hAnsi="Arial Narrow" w:cs="Arial"/>
+        </w:rPr>
+        <w:t xml:space="preserve"/>
+      </w:r>
+      <w:r>
+        <w:rPr>
+          <w:rFonts w:ascii="Arial Narrow" w:hAnsi="Arial Narrow" w:cs="Arial"/>
+        </w:rPr>
+        <w:t xml:space="preserve"/>
+      </w:r>
+      <w:r>
+        <w:rPr>
+          <w:rFonts w:ascii="Arial Narrow" w:hAnsi="Arial Narrow" w:cs="Arial"/>
+        </w:rPr>
+        <w:t xml:space="preserve"/>
       </w:r>
       <w:r>
         <w:rPr>
@@ -1069,25 +1069,25 @@
           <w:b/>
           <w:bCs/>
         </w:rPr>
-        <w:t>dos (2) días hábiles</w:t>
-      </w:r>
-      <w:r>
-        <w:rPr>
-          <w:rFonts w:ascii="Arial Narrow" w:hAnsi="Arial Narrow" w:cs="Arial"/>
-        </w:rPr>
-        <w:t xml:space="preserve"> siguientes a la fecha en que reciba </w:t>
-      </w:r>
-      <w:r>
-        <w:rPr>
-          <w:rFonts w:ascii="Arial Narrow" w:hAnsi="Arial Narrow" w:cs="Arial"/>
-        </w:rPr>
-        <w:t>la notificación en su bandeja de correo electrónico</w:t>
-      </w:r>
-      <w:r>
-        <w:rPr>
-          <w:rFonts w:ascii="Arial Narrow" w:hAnsi="Arial Narrow" w:cs="Arial"/>
-        </w:rPr>
-        <w:t xml:space="preserve">, </w:t>
+        <w:t/>
+      </w:r>
+      <w:r>
+        <w:rPr>
+          <w:rFonts w:ascii="Arial Narrow" w:hAnsi="Arial Narrow" w:cs="Arial"/>
+        </w:rPr>
+        <w:t xml:space="preserve"/>
+      </w:r>
+      <w:r>
+        <w:rPr>
+          <w:rFonts w:ascii="Arial Narrow" w:hAnsi="Arial Narrow" w:cs="Arial"/>
+        </w:rPr>
+        <w:t/>
+      </w:r>
+      <w:r>
+        <w:rPr>
+          <w:rFonts w:ascii="Arial Narrow" w:hAnsi="Arial Narrow" w:cs="Arial"/>
+        </w:rPr>
+        <w:t xml:space="preserve"/>
       </w:r>
       <w:r>
         <w:rPr>
@@ -1095,20 +1095,20 @@
           <w:b/>
           <w:bCs/>
         </w:rPr>
-        <w:t>efectúe la confirmación de recepción de la notificación</w:t>
-      </w:r>
-      <w:r>
-        <w:rPr>
-          <w:rFonts w:ascii="Arial Narrow" w:hAnsi="Arial Narrow" w:cs="Arial"/>
-        </w:rPr>
-        <w:t xml:space="preserve"> remitida por este despacho a su correo electrónico, de conformidad con el segundo párrafo del numeral 4 del artículo 20 del </w:t>
+        <w:t/>
+      </w:r>
+      <w:r>
+        <w:rPr>
+          <w:rFonts w:ascii="Arial Narrow" w:hAnsi="Arial Narrow" w:cs="Arial"/>
+        </w:rPr>
+        <w:t xml:space="preserve"/>
       </w:r>
       <w:r>
         <w:rPr>
           <w:rFonts w:ascii="Arial Narrow" w:hAnsi="Arial Narrow" w:cs="Arial"/>
           <w:bCs/>
         </w:rPr>
-        <w:t xml:space="preserve">Texto Único Ordenado de la Ley del Procedimiento Administrativo General, aprobado mediante Decreto Supremo </w:t>
+        <w:t xml:space="preserve"/>
       </w:r>
       <w:proofErr w:type="spellStart"/>
       <w:r>
@@ -1116,14 +1116,14 @@
           <w:rFonts w:ascii="Arial Narrow" w:hAnsi="Arial Narrow" w:cs="Arial"/>
           <w:bCs/>
         </w:rPr>
-        <w:t>N</w:t>
+        <w:t/>
       </w:r>
       <w:r>
         <w:rPr>
           <w:rFonts w:ascii="Arial Narrow" w:hAnsi="Arial Narrow" w:cs="Arial"/>
           <w:bCs/>
         </w:rPr>
-        <w:t>.</w:t>
+        <w:t/>
       </w:r>
       <w:r>
         <w:rPr>
@@ -1138,14 +1138,14 @@
           <w:rFonts w:ascii="Arial Narrow" w:hAnsi="Arial Narrow" w:cs="Arial"/>
           <w:bCs/>
         </w:rPr>
-        <w:t xml:space="preserve"> 006-2026-JUS, bajo apercibimiento de rehacer el acto de </w:t>
+        <w:t xml:space="preserve"/>
       </w:r>
       <w:r>
         <w:rPr>
           <w:rFonts w:ascii="Arial Narrow" w:hAnsi="Arial Narrow" w:cs="Arial"/>
           <w:bCs/>
         </w:rPr>
-        <w:t>notificación y notificarle conforme al numeral 1 del artículo 20 del citado cuerpo normativo</w:t>
+        <w:t/>
       </w:r>
       <w:r>
         <w:rPr>
@@ -1159,7 +1159,7 @@
           <w:rFonts w:ascii="Arial Narrow" w:hAnsi="Arial Narrow" w:cs="Arial"/>
           <w:bCs/>
         </w:rPr>
-        <w:t>; e,</w:t>
+        <w:t/>
       </w:r>
     </w:p>
     <w:p>
@@ -1303,7 +1303,7 @@
           <w:noProof/>
           <w:spacing w:val="-3"/>
         </w:rPr>
-        <w:t>LUISA ANALI SILVA MALPARTIDA</w:t>
+        <w:t xml:space="preserve">[APELLIDO] ANALI SILVA MALPARTIDA</w:t>
       </w:r>
     </w:p>
     <w:p>
